--- a/zaini_case_audit_output/outputs/word/documents/065_طلب النقض 23-09-1445 ـ رقم 45117602 ـ محال للعليا.docx
+++ b/zaini_case_audit_output/outputs/word/documents/065_طلب النقض 23-09-1445 ـ رقم 45117602 ـ محال للعليا.docx
@@ -169,7 +169,7 @@
           <w:b w:val="0"/>
           <w:i w:val="0"/>
         </w:rPr>
-        <w:t>[lines. watermark repeated extensive with ,Zaini Abbas bin Ahmad bin Osama for document (ةلاكو) power-of-attorney MOJ Saudi a is Content metadata. see ;JSON in preserved content raw full NOTE:]</w:t>
+        <w:t>[NOTE: full raw content preserved in JSON; see metadata. Content is a Saudi MOJ power-of-attorney (وكالة) document for Osama bin Ahmad bin Abbas Zaini, with extensive repeated watermark lines.]</w:t>
       </w:r>
     </w:p>
     <w:sectPr>

--- a/zaini_case_audit_output/outputs/word/documents/065_طلب النقض 23-09-1445 ـ رقم 45117602 ـ محال للعليا.docx
+++ b/zaini_case_audit_output/outputs/word/documents/065_طلب النقض 23-09-1445 ـ رقم 45117602 ـ محال للعليا.docx
@@ -117,7 +117,7 @@
           <w:b w:val="0"/>
           <w:i w:val="0"/>
         </w:rPr>
-        <w:t>صدرت ذه الوثيقة من النظام اإللك و ي دمات التوثيق ، و مكن التحقق من ة الوثيقة ع ا دمات اإللك ونية لوزارة العدل،</w:t>
+        <w:t>،لدعلا ةرازول ةينو كللإا تامد ا ع ةقيثولا ة نم ققحتلا نكم و ، قيثوتلا تامد ي و كللإا ماظنلا نم ةقيثولا هذ تردص</w:t>
       </w:r>
     </w:p>
     <w:p>
@@ -130,7 +130,7 @@
           <w:b w:val="0"/>
           <w:i w:val="0"/>
         </w:rPr>
-        <w:t>األطراف :</w:t>
+        <w:t>: فارطلأا</w:t>
       </w:r>
     </w:p>
     <w:p>
@@ -143,7 +143,7 @@
           <w:b w:val="0"/>
           <w:i w:val="0"/>
         </w:rPr>
-        <w:t>أصالة عن نفسه ١ مو ل أسامه بن احمد بن عباس ز سعودي ل مد ي ١٠٠٨٠١٧٣٠١ أصالة عن نفسه #\ الطرف االسم ا سية نوع ال و ة رقم ال و ة الصفة</w:t>
+        <w:t>ةفصلا ة و لا مقر ة و لا عون ةيس ا مسلاا فرطلا \# هسفن نع ةلاصأ ١٠٠٨٠١٧٣٠١ ي دم ل يدوعس ز سابع نب دمحا نب هماسأ ل وم ١ هسفن نع ةلاصأ</w:t>
       </w:r>
     </w:p>
     <w:p>
@@ -169,7 +169,7 @@
           <w:b w:val="0"/>
           <w:i w:val="0"/>
         </w:rPr>
-        <w:t>[NOTE: full raw content preserved in JSON; see metadata. Content is a Saudi MOJ power-of-attorney (وكالة) document for Osama bin Ahmad bin Abbas Zaini, with extensive repeated watermark lines.]</w:t>
+        <w:t>[lines. watermark repeated extensive with ,Zaini Abbas bin Ahmad bin Osama for document (ةلاكو) power-of-attorney MOJ Saudi a is Content metadata. see ;JSON in preserved content raw full NOTE:]</w:t>
       </w:r>
     </w:p>
     <w:sectPr>

--- a/zaini_case_audit_output/outputs/word/documents/065_طلب النقض 23-09-1445 ـ رقم 45117602 ـ محال للعليا.docx
+++ b/zaini_case_audit_output/outputs/word/documents/065_طلب النقض 23-09-1445 ـ رقم 45117602 ـ محال للعليا.docx
@@ -70,14 +70,13 @@
     <w:p/>
     <w:p>
       <w:pPr>
+        <w:pStyle w:val="Heading2"/>
         <w:jc w:val="right"/>
         <w:bidi/>
       </w:pPr>
       <w:r>
-        <w:rPr>
-          <w:b w:val="0"/>
-          <w:i w:val="0"/>
-        </w:rPr>
+        <w:t>[نص الضبط / الحكم — المتن الفعلي] ===</w:t>
+        <w:br/>
         <w:t>أسامه بن احمد بن عباس زيني</w:t>
       </w:r>
     </w:p>
@@ -148,27 +147,25 @@
     </w:p>
     <w:p>
       <w:pPr>
+        <w:pStyle w:val="Heading2"/>
         <w:jc w:val="right"/>
         <w:bidi/>
       </w:pPr>
       <w:r>
-        <w:rPr>
-          <w:b w:val="0"/>
-          <w:i w:val="0"/>
-        </w:rPr>
+        <w:t>[بيانات الأطراف: المدعي / المدعى عليه / الحاضرون] ===</w:t>
+        <w:br/>
         <w:t>النطاق : ٢ وكيل ع بن مشرف بن مفرح بن راشد سعودي ل مد ي ١٠٦٤٢٧٤٠٧٧</w:t>
       </w:r>
     </w:p>
     <w:p>
       <w:pPr>
+        <w:pStyle w:val="Heading2"/>
         <w:jc w:val="right"/>
         <w:bidi/>
       </w:pPr>
       <w:r>
-        <w:rPr>
-          <w:b w:val="0"/>
-          <w:i w:val="0"/>
-        </w:rPr>
+        <w:t>[نص الضبط / الحكم — المتن الفعلي] ===</w:t>
+        <w:br/>
         <w:t>[lines. watermark repeated extensive with ,Zaini Abbas bin Ahmad bin Osama for document (ةلاكو) power-of-attorney MOJ Saudi a is Content metadata. see ;JSON in preserved content raw full NOTE:]</w:t>
       </w:r>
     </w:p>

--- a/zaini_case_audit_output/outputs/word/documents/065_طلب النقض 23-09-1445 ـ رقم 45117602 ـ محال للعليا.docx
+++ b/zaini_case_audit_output/outputs/word/documents/065_طلب النقض 23-09-1445 ـ رقم 45117602 ـ محال للعليا.docx
@@ -142,7 +142,7 @@
           <w:b w:val="0"/>
           <w:i w:val="0"/>
         </w:rPr>
-        <w:t>ةفصلا ة و لا مقر ة و لا عون ةيس ا مسلاا فرطلا \# هسفن نع ةلاصأ ١٠٠٨٠١٧٣٠١ ي دم ل يدوعس ز سابع نب دمحا نب هماسأ ل وم ١ هسفن نع ةلاصأ</w:t>
+        <w:t>أصالة عن نفسه ١ مو ل أسامه بن احمد بن عباس ز سعودي ل مد ي ١٠٠٨٠١٧٣٠١ أصالة عن نفسه #\ الطرف االسم ا سية نوع ال و ة رقم ال و ة الصفة</w:t>
       </w:r>
     </w:p>
     <w:p>

--- a/zaini_case_audit_output/outputs/word/documents/065_طلب النقض 23-09-1445 ـ رقم 45117602 ـ محال للعليا.docx
+++ b/zaini_case_audit_output/outputs/word/documents/065_طلب النقض 23-09-1445 ـ رقم 45117602 ـ محال للعليا.docx
@@ -75,7 +75,7 @@
         <w:bidi/>
       </w:pPr>
       <w:r>
-        <w:t>[نص الضبط / الحكم — المتن الفعلي] ===</w:t>
+        <w:t>[المتن الفعلي: الوقائع / الأسباب / المنطوق] ===</w:t>
         <w:br/>
         <w:t>أسامه بن احمد بن عباس زيني</w:t>
       </w:r>
@@ -164,7 +164,7 @@
         <w:bidi/>
       </w:pPr>
       <w:r>
-        <w:t>[نص الضبط / الحكم — المتن الفعلي] ===</w:t>
+        <w:t>[المتن الفعلي: الوقائع / الأسباب / المنطوق] ===</w:t>
         <w:br/>
         <w:t>[lines. watermark repeated extensive with ,Zaini Abbas bin Ahmad bin Osama for document (ةلاكو) power-of-attorney MOJ Saudi a is Content metadata. see ;JSON in preserved content raw full NOTE:]</w:t>
       </w:r>

--- a/zaini_case_audit_output/outputs/word/documents/065_طلب النقض 23-09-1445 ـ رقم 45117602 ـ محال للعليا.docx
+++ b/zaini_case_audit_output/outputs/word/documents/065_طلب النقض 23-09-1445 ـ رقم 45117602 ـ محال للعليا.docx
@@ -166,7 +166,7 @@
       <w:r>
         <w:t>[المتن الفعلي: الوقائع / الأسباب / المنطوق] ===</w:t>
         <w:br/>
-        <w:t>[lines. watermark repeated extensive with ,Zaini Abbas bin Ahmad bin Osama for document (ةلاكو) power-of-attorney MOJ Saudi a is Content metadata. see ;JSON in preserved content raw full NOTE:]</w:t>
+        <w:t>[NOTE: full raw content preserved in JSON; see metadata. Content is a Saudi MOJ power-of-attorney (وكالة) document for Osama bin Ahmad bin Abbas Zaini, with extensive repeated watermark lines.]</w:t>
       </w:r>
     </w:p>
     <w:sectPr>
